--- a/Let_s Note CF-RZ6/Let_s Note CF-RZ6.docx
+++ b/Let_s Note CF-RZ6/Let_s Note CF-RZ6.docx
@@ -5,7 +5,7 @@
   <w:body>
     <w:p>
       <w:pPr>
-        <w:pStyle w:val="Title"/>
+        <w:pStyle w:val="Style13"/>
         <w:rPr/>
       </w:pPr>
       <w:bookmarkStart w:id="0" w:name="_g8bw2t5zhyzl"/>
@@ -17,7 +17,7 @@
     </w:p>
     <w:p>
       <w:pPr>
-        <w:pStyle w:val="Heading1"/>
+        <w:pStyle w:val="1"/>
         <w:rPr/>
       </w:pPr>
       <w:bookmarkStart w:id="1" w:name="_mbcqw2lhi15c"/>
@@ -31,7 +31,7 @@
     </w:p>
     <w:p>
       <w:pPr>
-        <w:pStyle w:val="normal1"/>
+        <w:pStyle w:val="Normal1"/>
         <w:rPr/>
       </w:pPr>
       <w:r>
@@ -41,7 +41,7 @@
     </w:p>
     <w:p>
       <w:pPr>
-        <w:pStyle w:val="normal1"/>
+        <w:pStyle w:val="Normal1"/>
         <w:rPr/>
       </w:pPr>
       <w:r>
@@ -53,7 +53,7 @@
     </w:p>
     <w:p>
       <w:pPr>
-        <w:pStyle w:val="normal1"/>
+        <w:pStyle w:val="Normal1"/>
         <w:rPr/>
       </w:pPr>
       <w:r>
@@ -71,7 +71,7 @@
     </w:p>
     <w:p>
       <w:pPr>
-        <w:pStyle w:val="normal1"/>
+        <w:pStyle w:val="Normal1"/>
         <w:rPr/>
       </w:pPr>
       <w:r>
@@ -83,7 +83,7 @@
     </w:p>
     <w:p>
       <w:pPr>
-        <w:pStyle w:val="Heading1"/>
+        <w:pStyle w:val="1"/>
         <w:rPr/>
       </w:pPr>
       <w:bookmarkStart w:id="2" w:name="_4xx2xu4w8o2n"/>
@@ -97,7 +97,7 @@
     </w:p>
     <w:p>
       <w:pPr>
-        <w:pStyle w:val="normal1"/>
+        <w:pStyle w:val="Normal1"/>
         <w:rPr/>
       </w:pPr>
       <w:r>
@@ -107,7 +107,7 @@
     </w:p>
     <w:p>
       <w:pPr>
-        <w:pStyle w:val="normal1"/>
+        <w:pStyle w:val="Normal1"/>
         <w:rPr/>
       </w:pPr>
       <w:r>
@@ -116,7 +116,7 @@
     </w:p>
     <w:p>
       <w:pPr>
-        <w:pStyle w:val="normal1"/>
+        <w:pStyle w:val="Normal1"/>
         <w:rPr/>
       </w:pPr>
       <w:r>
@@ -140,7 +140,7 @@
     </w:p>
     <w:p>
       <w:pPr>
-        <w:pStyle w:val="normal1"/>
+        <w:pStyle w:val="Normal1"/>
         <w:rPr/>
       </w:pPr>
       <w:r>
@@ -190,8 +190,8 @@
         <w:tblLook w:val="0600"/>
       </w:tblPr>
       <w:tblGrid>
-        <w:gridCol w:w="1634"/>
-        <w:gridCol w:w="3091"/>
+        <w:gridCol w:w="1633"/>
+        <w:gridCol w:w="3092"/>
         <w:gridCol w:w="4891"/>
       </w:tblGrid>
       <w:tr>
@@ -208,7 +208,8 @@
           </w:tcPr>
           <w:p>
             <w:pPr>
-              <w:pStyle w:val="normal1"/>
+              <w:pStyle w:val="Normal1"/>
+              <w:widowControl w:val="false"/>
               <w:spacing w:lineRule="auto" w:line="360"/>
               <w:jc w:val="center"/>
               <w:rPr>
@@ -248,7 +249,8 @@
           </w:tcPr>
           <w:p>
             <w:pPr>
-              <w:pStyle w:val="normal1"/>
+              <w:pStyle w:val="Normal1"/>
+              <w:widowControl w:val="false"/>
               <w:spacing w:lineRule="auto" w:line="360"/>
               <w:rPr>
                 <w:color w:val="1A1A1A"/>
@@ -307,7 +309,8 @@
           </w:tcPr>
           <w:p>
             <w:pPr>
-              <w:pStyle w:val="normal1"/>
+              <w:pStyle w:val="Normal1"/>
+              <w:widowControl w:val="false"/>
               <w:spacing w:lineRule="auto" w:line="360"/>
               <w:jc w:val="center"/>
               <w:rPr>
@@ -337,7 +340,8 @@
           </w:tcPr>
           <w:p>
             <w:pPr>
-              <w:pStyle w:val="normal1"/>
+              <w:pStyle w:val="Normal1"/>
+              <w:widowControl w:val="false"/>
               <w:spacing w:lineRule="auto" w:line="360"/>
               <w:rPr>
                 <w:color w:val="1A1A1A"/>
@@ -375,7 +379,8 @@
           </w:p>
           <w:p>
             <w:pPr>
-              <w:pStyle w:val="normal1"/>
+              <w:pStyle w:val="Normal1"/>
+              <w:widowControl w:val="false"/>
               <w:spacing w:lineRule="auto" w:line="360"/>
               <w:rPr>
                 <w:color w:val="1A1A1A"/>
@@ -421,7 +426,8 @@
           </w:p>
           <w:p>
             <w:pPr>
-              <w:pStyle w:val="normal1"/>
+              <w:pStyle w:val="Normal1"/>
+              <w:widowControl w:val="false"/>
               <w:spacing w:lineRule="auto" w:line="360"/>
               <w:rPr>
                 <w:color w:val="1A1A1A"/>
@@ -468,7 +474,8 @@
           </w:p>
           <w:p>
             <w:pPr>
-              <w:pStyle w:val="normal1"/>
+              <w:pStyle w:val="Normal1"/>
+              <w:widowControl w:val="false"/>
               <w:spacing w:lineRule="auto" w:line="360"/>
               <w:rPr>
                 <w:color w:val="1A1A1A"/>
@@ -520,7 +527,8 @@
           </w:tcPr>
           <w:p>
             <w:pPr>
-              <w:pStyle w:val="normal1"/>
+              <w:pStyle w:val="Normal1"/>
+              <w:widowControl w:val="false"/>
               <w:spacing w:lineRule="auto" w:line="360"/>
               <w:jc w:val="center"/>
               <w:rPr>
@@ -551,7 +559,8 @@
           </w:tcPr>
           <w:p>
             <w:pPr>
-              <w:pStyle w:val="normal1"/>
+              <w:pStyle w:val="Normal1"/>
+              <w:widowControl w:val="false"/>
               <w:spacing w:lineRule="auto" w:line="360"/>
               <w:rPr>
                 <w:color w:val="1A1A1A"/>
@@ -594,7 +603,8 @@
           </w:tcPr>
           <w:p>
             <w:pPr>
-              <w:pStyle w:val="normal1"/>
+              <w:pStyle w:val="Normal1"/>
+              <w:widowControl w:val="false"/>
               <w:spacing w:lineRule="auto" w:line="360"/>
               <w:jc w:val="center"/>
               <w:rPr>
@@ -641,7 +651,8 @@
           </w:tcPr>
           <w:p>
             <w:pPr>
-              <w:pStyle w:val="normal1"/>
+              <w:pStyle w:val="Normal1"/>
+              <w:widowControl w:val="false"/>
               <w:spacing w:lineRule="auto" w:line="360"/>
               <w:rPr>
                 <w:color w:val="1A1A1A"/>
@@ -684,7 +695,8 @@
           </w:tcPr>
           <w:p>
             <w:pPr>
-              <w:pStyle w:val="normal1"/>
+              <w:pStyle w:val="Normal1"/>
+              <w:widowControl w:val="false"/>
               <w:spacing w:lineRule="auto" w:line="360"/>
               <w:jc w:val="center"/>
               <w:rPr>
@@ -731,7 +743,8 @@
           </w:tcPr>
           <w:p>
             <w:pPr>
-              <w:pStyle w:val="normal1"/>
+              <w:pStyle w:val="Normal1"/>
+              <w:widowControl w:val="false"/>
               <w:spacing w:lineRule="auto" w:line="360"/>
               <w:rPr>
                 <w:color w:val="1A1A1A"/>
@@ -800,7 +813,8 @@
           </w:tcPr>
           <w:p>
             <w:pPr>
-              <w:pStyle w:val="normal1"/>
+              <w:pStyle w:val="Normal1"/>
+              <w:widowControl w:val="false"/>
               <w:spacing w:lineRule="auto" w:line="360"/>
               <w:jc w:val="center"/>
               <w:rPr>
@@ -831,7 +845,8 @@
           </w:tcPr>
           <w:p>
             <w:pPr>
-              <w:pStyle w:val="normal1"/>
+              <w:pStyle w:val="Normal1"/>
+              <w:widowControl w:val="false"/>
               <w:spacing w:lineRule="auto" w:line="360"/>
               <w:rPr>
                 <w:color w:val="1A1A1A"/>
@@ -905,7 +920,8 @@
           </w:p>
           <w:p>
             <w:pPr>
-              <w:pStyle w:val="normal1"/>
+              <w:pStyle w:val="Normal1"/>
+              <w:widowControl w:val="false"/>
               <w:spacing w:lineRule="auto" w:line="360"/>
               <w:rPr>
                 <w:color w:val="1A1A1A"/>
@@ -943,7 +959,8 @@
           </w:p>
           <w:p>
             <w:pPr>
-              <w:pStyle w:val="normal1"/>
+              <w:pStyle w:val="Normal1"/>
+              <w:widowControl w:val="false"/>
               <w:spacing w:lineRule="auto" w:line="360"/>
               <w:rPr>
                 <w:color w:val="1A1A1A"/>
@@ -985,7 +1002,7 @@
         <w:trPr/>
         <w:tc>
           <w:tcPr>
-            <w:tcW w:w="1634" w:type="dxa"/>
+            <w:tcW w:w="1633" w:type="dxa"/>
             <w:vMerge w:val="restart"/>
             <w:tcBorders>
               <w:bottom w:val="single" w:sz="6" w:space="0" w:color="CCCCCC"/>
@@ -995,7 +1012,8 @@
           </w:tcPr>
           <w:p>
             <w:pPr>
-              <w:pStyle w:val="normal1"/>
+              <w:pStyle w:val="Normal1"/>
+              <w:widowControl w:val="false"/>
               <w:spacing w:lineRule="auto" w:line="360"/>
               <w:jc w:val="center"/>
               <w:rPr>
@@ -1017,7 +1035,7 @@
         </w:tc>
         <w:tc>
           <w:tcPr>
-            <w:tcW w:w="3091" w:type="dxa"/>
+            <w:tcW w:w="3092" w:type="dxa"/>
             <w:tcBorders>
               <w:left w:val="single" w:sz="6" w:space="0" w:color="CCCCCC"/>
               <w:bottom w:val="single" w:sz="6" w:space="0" w:color="CCCCCC"/>
@@ -1027,7 +1045,8 @@
           </w:tcPr>
           <w:p>
             <w:pPr>
-              <w:pStyle w:val="normal1"/>
+              <w:pStyle w:val="Normal1"/>
+              <w:widowControl w:val="false"/>
               <w:spacing w:lineRule="auto" w:line="360"/>
               <w:jc w:val="center"/>
               <w:rPr>
@@ -1058,7 +1077,8 @@
           </w:tcPr>
           <w:p>
             <w:pPr>
-              <w:pStyle w:val="normal1"/>
+              <w:pStyle w:val="Normal1"/>
+              <w:widowControl w:val="false"/>
               <w:spacing w:lineRule="auto" w:line="360"/>
               <w:rPr>
                 <w:color w:val="1A1A1A"/>
@@ -1141,7 +1161,8 @@
           </w:p>
           <w:p>
             <w:pPr>
-              <w:pStyle w:val="normal1"/>
+              <w:pStyle w:val="Normal1"/>
+              <w:widowControl w:val="false"/>
               <w:spacing w:lineRule="auto" w:line="360"/>
               <w:rPr>
                 <w:color w:val="1A1A1A"/>
@@ -1165,7 +1186,7 @@
         <w:trPr/>
         <w:tc>
           <w:tcPr>
-            <w:tcW w:w="1634" w:type="dxa"/>
+            <w:tcW w:w="1633" w:type="dxa"/>
             <w:vMerge w:val="continue"/>
             <w:tcBorders>
               <w:bottom w:val="single" w:sz="6" w:space="0" w:color="CCCCCC"/>
@@ -1181,7 +1202,8 @@
           </w:tcPr>
           <w:p>
             <w:pPr>
-              <w:pStyle w:val="normal1"/>
+              <w:pStyle w:val="Normal1"/>
+              <w:widowControl w:val="false"/>
               <w:spacing w:lineRule="auto" w:line="360"/>
               <w:rPr>
                 <w:color w:val="1A1A1A"/>
@@ -1200,7 +1222,7 @@
         </w:tc>
         <w:tc>
           <w:tcPr>
-            <w:tcW w:w="3091" w:type="dxa"/>
+            <w:tcW w:w="3092" w:type="dxa"/>
             <w:tcBorders>
               <w:bottom w:val="single" w:sz="6" w:space="0" w:color="CCCCCC"/>
               <w:right w:val="single" w:sz="6" w:space="0" w:color="CCCCCC"/>
@@ -1209,7 +1231,8 @@
           </w:tcPr>
           <w:p>
             <w:pPr>
-              <w:pStyle w:val="normal1"/>
+              <w:pStyle w:val="Normal1"/>
+              <w:widowControl w:val="false"/>
               <w:spacing w:lineRule="auto" w:line="360"/>
               <w:jc w:val="center"/>
               <w:rPr>
@@ -1240,7 +1263,8 @@
           </w:tcPr>
           <w:p>
             <w:pPr>
-              <w:pStyle w:val="normal1"/>
+              <w:pStyle w:val="Normal1"/>
+              <w:widowControl w:val="false"/>
               <w:spacing w:lineRule="auto" w:line="360"/>
               <w:rPr>
                 <w:color w:val="1A1A1A"/>
@@ -1318,7 +1342,7 @@
         <w:trPr/>
         <w:tc>
           <w:tcPr>
-            <w:tcW w:w="1634" w:type="dxa"/>
+            <w:tcW w:w="1633" w:type="dxa"/>
             <w:vMerge w:val="continue"/>
             <w:tcBorders>
               <w:bottom w:val="single" w:sz="6" w:space="0" w:color="CCCCCC"/>
@@ -1334,7 +1358,8 @@
           </w:tcPr>
           <w:p>
             <w:pPr>
-              <w:pStyle w:val="normal1"/>
+              <w:pStyle w:val="Normal1"/>
+              <w:widowControl w:val="false"/>
               <w:spacing w:lineRule="auto" w:line="360"/>
               <w:rPr>
                 <w:color w:val="1A1A1A"/>
@@ -1353,7 +1378,7 @@
         </w:tc>
         <w:tc>
           <w:tcPr>
-            <w:tcW w:w="3091" w:type="dxa"/>
+            <w:tcW w:w="3092" w:type="dxa"/>
             <w:tcBorders>
               <w:bottom w:val="single" w:sz="6" w:space="0" w:color="CCCCCC"/>
               <w:right w:val="single" w:sz="6" w:space="0" w:color="CCCCCC"/>
@@ -1362,7 +1387,8 @@
           </w:tcPr>
           <w:p>
             <w:pPr>
-              <w:pStyle w:val="normal1"/>
+              <w:pStyle w:val="Normal1"/>
+              <w:widowControl w:val="false"/>
               <w:spacing w:lineRule="auto" w:line="360"/>
               <w:jc w:val="center"/>
               <w:rPr>
@@ -1402,7 +1428,8 @@
           </w:tcPr>
           <w:p>
             <w:pPr>
-              <w:pStyle w:val="normal1"/>
+              <w:pStyle w:val="Normal1"/>
+              <w:widowControl w:val="false"/>
               <w:spacing w:lineRule="auto" w:line="360"/>
               <w:rPr>
                 <w:color w:val="1A1A1A"/>
@@ -1453,7 +1480,7 @@
         <w:trPr/>
         <w:tc>
           <w:tcPr>
-            <w:tcW w:w="1634" w:type="dxa"/>
+            <w:tcW w:w="1633" w:type="dxa"/>
             <w:vMerge w:val="continue"/>
             <w:tcBorders>
               <w:bottom w:val="single" w:sz="6" w:space="0" w:color="CCCCCC"/>
@@ -1469,7 +1496,8 @@
           </w:tcPr>
           <w:p>
             <w:pPr>
-              <w:pStyle w:val="normal1"/>
+              <w:pStyle w:val="Normal1"/>
+              <w:widowControl w:val="false"/>
               <w:spacing w:lineRule="auto" w:line="360"/>
               <w:rPr>
                 <w:color w:val="1A1A1A"/>
@@ -1488,7 +1516,7 @@
         </w:tc>
         <w:tc>
           <w:tcPr>
-            <w:tcW w:w="3091" w:type="dxa"/>
+            <w:tcW w:w="3092" w:type="dxa"/>
             <w:tcBorders>
               <w:bottom w:val="single" w:sz="6" w:space="0" w:color="CCCCCC"/>
               <w:right w:val="single" w:sz="6" w:space="0" w:color="CCCCCC"/>
@@ -1497,7 +1525,8 @@
           </w:tcPr>
           <w:p>
             <w:pPr>
-              <w:pStyle w:val="normal1"/>
+              <w:pStyle w:val="Normal1"/>
+              <w:widowControl w:val="false"/>
               <w:spacing w:lineRule="auto" w:line="360"/>
               <w:jc w:val="center"/>
               <w:rPr>
@@ -1544,7 +1573,8 @@
           </w:tcPr>
           <w:p>
             <w:pPr>
-              <w:pStyle w:val="normal1"/>
+              <w:pStyle w:val="Normal1"/>
+              <w:widowControl w:val="false"/>
               <w:spacing w:lineRule="auto" w:line="360"/>
               <w:rPr>
                 <w:color w:val="1A1A1A"/>
@@ -1627,7 +1657,8 @@
           </w:p>
           <w:p>
             <w:pPr>
-              <w:pStyle w:val="normal1"/>
+              <w:pStyle w:val="Normal1"/>
+              <w:widowControl w:val="false"/>
               <w:spacing w:lineRule="auto" w:line="360"/>
               <w:rPr>
                 <w:color w:val="1A1A1A"/>
@@ -1710,7 +1741,8 @@
           </w:p>
           <w:p>
             <w:pPr>
-              <w:pStyle w:val="normal1"/>
+              <w:pStyle w:val="Normal1"/>
+              <w:widowControl w:val="false"/>
               <w:spacing w:lineRule="auto" w:line="360"/>
               <w:rPr>
                 <w:color w:val="1A1A1A"/>
@@ -1793,7 +1825,8 @@
           </w:p>
           <w:p>
             <w:pPr>
-              <w:pStyle w:val="normal1"/>
+              <w:pStyle w:val="Normal1"/>
+              <w:widowControl w:val="false"/>
               <w:spacing w:lineRule="auto" w:line="360"/>
               <w:rPr>
                 <w:color w:val="1A1A1A"/>
@@ -1831,7 +1864,8 @@
           </w:p>
           <w:p>
             <w:pPr>
-              <w:pStyle w:val="normal1"/>
+              <w:pStyle w:val="Normal1"/>
+              <w:widowControl w:val="false"/>
               <w:spacing w:lineRule="auto" w:line="360"/>
               <w:rPr>
                 <w:color w:val="1A1A1A"/>
@@ -1918,7 +1952,7 @@
         <w:trPr/>
         <w:tc>
           <w:tcPr>
-            <w:tcW w:w="1634" w:type="dxa"/>
+            <w:tcW w:w="1633" w:type="dxa"/>
             <w:vMerge w:val="continue"/>
             <w:tcBorders>
               <w:bottom w:val="single" w:sz="6" w:space="0" w:color="CCCCCC"/>
@@ -1934,7 +1968,8 @@
           </w:tcPr>
           <w:p>
             <w:pPr>
-              <w:pStyle w:val="normal1"/>
+              <w:pStyle w:val="Normal1"/>
+              <w:widowControl w:val="false"/>
               <w:spacing w:lineRule="auto" w:line="360"/>
               <w:rPr>
                 <w:color w:val="1A1A1A"/>
@@ -1953,7 +1988,7 @@
         </w:tc>
         <w:tc>
           <w:tcPr>
-            <w:tcW w:w="3091" w:type="dxa"/>
+            <w:tcW w:w="3092" w:type="dxa"/>
             <w:tcBorders>
               <w:bottom w:val="single" w:sz="6" w:space="0" w:color="CCCCCC"/>
               <w:right w:val="single" w:sz="6" w:space="0" w:color="CCCCCC"/>
@@ -1962,7 +1997,8 @@
           </w:tcPr>
           <w:p>
             <w:pPr>
-              <w:pStyle w:val="normal1"/>
+              <w:pStyle w:val="Normal1"/>
+              <w:widowControl w:val="false"/>
               <w:spacing w:lineRule="auto" w:line="360"/>
               <w:jc w:val="center"/>
               <w:rPr>
@@ -2009,7 +2045,8 @@
           </w:tcPr>
           <w:p>
             <w:pPr>
-              <w:pStyle w:val="normal1"/>
+              <w:pStyle w:val="Normal1"/>
+              <w:widowControl w:val="false"/>
               <w:spacing w:lineRule="auto" w:line="360"/>
               <w:rPr>
                 <w:color w:val="1A1A1A"/>
@@ -2092,7 +2129,8 @@
           </w:p>
           <w:p>
             <w:pPr>
-              <w:pStyle w:val="normal1"/>
+              <w:pStyle w:val="Normal1"/>
+              <w:widowControl w:val="false"/>
               <w:spacing w:lineRule="auto" w:line="360"/>
               <w:rPr>
                 <w:color w:val="1A1A1A"/>
@@ -2175,7 +2213,8 @@
           </w:p>
           <w:p>
             <w:pPr>
-              <w:pStyle w:val="normal1"/>
+              <w:pStyle w:val="Normal1"/>
+              <w:widowControl w:val="false"/>
               <w:spacing w:lineRule="auto" w:line="360"/>
               <w:rPr>
                 <w:color w:val="1A1A1A"/>
@@ -2272,7 +2311,8 @@
           </w:tcPr>
           <w:p>
             <w:pPr>
-              <w:pStyle w:val="normal1"/>
+              <w:pStyle w:val="Normal1"/>
+              <w:widowControl w:val="false"/>
               <w:spacing w:lineRule="auto" w:line="360"/>
               <w:jc w:val="center"/>
               <w:rPr>
@@ -2303,7 +2343,8 @@
           </w:tcPr>
           <w:p>
             <w:pPr>
-              <w:pStyle w:val="normal1"/>
+              <w:pStyle w:val="Normal1"/>
+              <w:widowControl w:val="false"/>
               <w:spacing w:lineRule="auto" w:line="360"/>
               <w:rPr>
                 <w:color w:val="1A1A1A"/>
@@ -2346,7 +2387,8 @@
           </w:tcPr>
           <w:p>
             <w:pPr>
-              <w:pStyle w:val="normal1"/>
+              <w:pStyle w:val="Normal1"/>
+              <w:widowControl w:val="false"/>
               <w:spacing w:lineRule="auto" w:line="360"/>
               <w:jc w:val="center"/>
               <w:rPr>
@@ -2394,7 +2436,8 @@
           </w:tcPr>
           <w:p>
             <w:pPr>
-              <w:pStyle w:val="normal1"/>
+              <w:pStyle w:val="Normal1"/>
+              <w:widowControl w:val="false"/>
               <w:spacing w:lineRule="auto" w:line="360"/>
               <w:rPr>
                 <w:color w:val="1A1A1A"/>
@@ -2489,7 +2532,8 @@
           </w:tcPr>
           <w:p>
             <w:pPr>
-              <w:pStyle w:val="normal1"/>
+              <w:pStyle w:val="Normal1"/>
+              <w:widowControl w:val="false"/>
               <w:spacing w:lineRule="auto" w:line="360"/>
               <w:jc w:val="center"/>
               <w:rPr>
@@ -2519,7 +2563,8 @@
           </w:tcPr>
           <w:p>
             <w:pPr>
-              <w:pStyle w:val="normal1"/>
+              <w:pStyle w:val="Normal1"/>
+              <w:widowControl w:val="false"/>
               <w:spacing w:lineRule="auto" w:line="360"/>
               <w:rPr>
                 <w:color w:val="1A1A1A"/>
@@ -2553,7 +2598,8 @@
           </w:tcPr>
           <w:p>
             <w:pPr>
-              <w:pStyle w:val="normal1"/>
+              <w:pStyle w:val="Normal1"/>
+              <w:widowControl w:val="false"/>
               <w:spacing w:lineRule="auto" w:line="360"/>
               <w:jc w:val="center"/>
               <w:rPr>
@@ -2591,7 +2637,8 @@
           </w:tcPr>
           <w:p>
             <w:pPr>
-              <w:pStyle w:val="normal1"/>
+              <w:pStyle w:val="Normal1"/>
+              <w:widowControl w:val="false"/>
               <w:spacing w:lineRule="auto" w:line="360"/>
               <w:rPr>
                 <w:color w:val="1A1A1A"/>
@@ -2624,7 +2671,8 @@
           </w:tcPr>
           <w:p>
             <w:pPr>
-              <w:pStyle w:val="normal1"/>
+              <w:pStyle w:val="Normal1"/>
+              <w:widowControl w:val="false"/>
               <w:spacing w:lineRule="auto" w:line="360"/>
               <w:jc w:val="center"/>
               <w:rPr>
@@ -2662,7 +2710,8 @@
           </w:tcPr>
           <w:p>
             <w:pPr>
-              <w:pStyle w:val="normal1"/>
+              <w:pStyle w:val="Normal1"/>
+              <w:widowControl w:val="false"/>
               <w:spacing w:lineRule="auto" w:line="360"/>
               <w:rPr>
                 <w:color w:val="1A1A1A"/>
@@ -2689,7 +2738,8 @@
           </w:p>
           <w:p>
             <w:pPr>
-              <w:pStyle w:val="normal1"/>
+              <w:pStyle w:val="Normal1"/>
+              <w:widowControl w:val="false"/>
               <w:spacing w:lineRule="auto" w:line="360"/>
               <w:rPr>
                 <w:color w:val="1A1A1A"/>
@@ -2718,7 +2768,8 @@
           </w:p>
           <w:p>
             <w:pPr>
-              <w:pStyle w:val="normal1"/>
+              <w:pStyle w:val="Normal1"/>
+              <w:widowControl w:val="false"/>
               <w:spacing w:lineRule="auto" w:line="360"/>
               <w:rPr>
                 <w:color w:val="1A1A1A"/>
@@ -2756,7 +2807,8 @@
           </w:p>
           <w:p>
             <w:pPr>
-              <w:pStyle w:val="normal1"/>
+              <w:pStyle w:val="Normal1"/>
+              <w:widowControl w:val="false"/>
               <w:spacing w:lineRule="auto" w:line="360"/>
               <w:rPr>
                 <w:color w:val="1A1A1A"/>
@@ -2812,7 +2864,8 @@
           </w:p>
           <w:p>
             <w:pPr>
-              <w:pStyle w:val="normal1"/>
+              <w:pStyle w:val="Normal1"/>
+              <w:widowControl w:val="false"/>
               <w:spacing w:lineRule="auto" w:line="360"/>
               <w:rPr>
                 <w:color w:val="1A1A1A"/>
@@ -2868,7 +2921,8 @@
           </w:p>
           <w:p>
             <w:pPr>
-              <w:pStyle w:val="normal1"/>
+              <w:pStyle w:val="Normal1"/>
+              <w:widowControl w:val="false"/>
               <w:spacing w:lineRule="auto" w:line="360"/>
               <w:rPr>
                 <w:color w:val="1A1A1A"/>
@@ -2924,7 +2978,8 @@
           </w:p>
           <w:p>
             <w:pPr>
-              <w:pStyle w:val="normal1"/>
+              <w:pStyle w:val="Normal1"/>
+              <w:widowControl w:val="false"/>
               <w:spacing w:lineRule="auto" w:line="360"/>
               <w:rPr>
                 <w:color w:val="1A1A1A"/>
@@ -2980,7 +3035,8 @@
           </w:p>
           <w:p>
             <w:pPr>
-              <w:pStyle w:val="normal1"/>
+              <w:pStyle w:val="Normal1"/>
+              <w:widowControl w:val="false"/>
               <w:spacing w:lineRule="auto" w:line="360"/>
               <w:rPr>
                 <w:color w:val="1A1A1A"/>
@@ -3036,7 +3092,8 @@
           </w:p>
           <w:p>
             <w:pPr>
-              <w:pStyle w:val="normal1"/>
+              <w:pStyle w:val="Normal1"/>
+              <w:widowControl w:val="false"/>
               <w:spacing w:lineRule="auto" w:line="360"/>
               <w:rPr>
                 <w:color w:val="1A1A1A"/>
@@ -3110,7 +3167,8 @@
           </w:p>
           <w:p>
             <w:pPr>
-              <w:pStyle w:val="normal1"/>
+              <w:pStyle w:val="Normal1"/>
+              <w:widowControl w:val="false"/>
               <w:spacing w:lineRule="auto" w:line="360"/>
               <w:rPr>
                 <w:color w:val="1A1A1A"/>
@@ -3166,7 +3224,8 @@
           </w:p>
           <w:p>
             <w:pPr>
-              <w:pStyle w:val="normal1"/>
+              <w:pStyle w:val="Normal1"/>
+              <w:widowControl w:val="false"/>
               <w:spacing w:lineRule="auto" w:line="360"/>
               <w:rPr>
                 <w:color w:val="1A1A1A"/>
@@ -3240,7 +3299,8 @@
           </w:p>
           <w:p>
             <w:pPr>
-              <w:pStyle w:val="normal1"/>
+              <w:pStyle w:val="Normal1"/>
+              <w:widowControl w:val="false"/>
               <w:spacing w:lineRule="auto" w:line="360"/>
               <w:rPr>
                 <w:color w:val="1A1A1A"/>
@@ -3278,7 +3338,8 @@
           </w:p>
           <w:p>
             <w:pPr>
-              <w:pStyle w:val="normal1"/>
+              <w:pStyle w:val="Normal1"/>
+              <w:widowControl w:val="false"/>
               <w:spacing w:lineRule="auto" w:line="360"/>
               <w:rPr>
                 <w:color w:val="1A1A1A"/>
@@ -3348,7 +3409,8 @@
           </w:tcPr>
           <w:p>
             <w:pPr>
-              <w:pStyle w:val="normal1"/>
+              <w:pStyle w:val="Normal1"/>
+              <w:widowControl w:val="false"/>
               <w:spacing w:lineRule="auto" w:line="360"/>
               <w:jc w:val="center"/>
               <w:rPr>
@@ -3379,7 +3441,8 @@
           </w:tcPr>
           <w:p>
             <w:pPr>
-              <w:pStyle w:val="normal1"/>
+              <w:pStyle w:val="Normal1"/>
+              <w:widowControl w:val="false"/>
               <w:spacing w:lineRule="auto" w:line="360"/>
               <w:rPr>
                 <w:color w:val="1A1A1A"/>
@@ -3444,7 +3507,8 @@
           </w:p>
           <w:p>
             <w:pPr>
-              <w:pStyle w:val="normal1"/>
+              <w:pStyle w:val="Normal1"/>
+              <w:widowControl w:val="false"/>
               <w:spacing w:lineRule="auto" w:line="360"/>
               <w:rPr>
                 <w:color w:val="1A1A1A"/>
@@ -3478,7 +3542,8 @@
           </w:tcPr>
           <w:p>
             <w:pPr>
-              <w:pStyle w:val="normal1"/>
+              <w:pStyle w:val="Normal1"/>
+              <w:widowControl w:val="false"/>
               <w:spacing w:lineRule="auto" w:line="360"/>
               <w:jc w:val="center"/>
               <w:rPr>
@@ -3509,7 +3574,8 @@
           </w:tcPr>
           <w:p>
             <w:pPr>
-              <w:pStyle w:val="normal1"/>
+              <w:pStyle w:val="Normal1"/>
+              <w:widowControl w:val="false"/>
               <w:spacing w:lineRule="auto" w:line="360"/>
               <w:rPr>
                 <w:color w:val="1A1A1A"/>
@@ -3578,7 +3644,7 @@
         <w:trPr/>
         <w:tc>
           <w:tcPr>
-            <w:tcW w:w="1634" w:type="dxa"/>
+            <w:tcW w:w="1633" w:type="dxa"/>
             <w:tcBorders>
               <w:bottom w:val="single" w:sz="6" w:space="0" w:color="CCCCCC"/>
               <w:right w:val="single" w:sz="6" w:space="0" w:color="CCCCCC"/>
@@ -3587,7 +3653,8 @@
           </w:tcPr>
           <w:p>
             <w:pPr>
-              <w:pStyle w:val="normal1"/>
+              <w:pStyle w:val="Normal1"/>
+              <w:widowControl w:val="false"/>
               <w:spacing w:lineRule="auto" w:line="360"/>
               <w:jc w:val="center"/>
               <w:rPr>
@@ -3609,7 +3676,7 @@
         </w:tc>
         <w:tc>
           <w:tcPr>
-            <w:tcW w:w="3091" w:type="dxa"/>
+            <w:tcW w:w="3092" w:type="dxa"/>
             <w:tcBorders>
               <w:left w:val="single" w:sz="6" w:space="0" w:color="CCCCCC"/>
               <w:bottom w:val="single" w:sz="6" w:space="0" w:color="CCCCCC"/>
@@ -3619,7 +3686,8 @@
           </w:tcPr>
           <w:p>
             <w:pPr>
-              <w:pStyle w:val="normal1"/>
+              <w:pStyle w:val="Normal1"/>
+              <w:widowControl w:val="false"/>
               <w:spacing w:lineRule="auto" w:line="360"/>
               <w:jc w:val="center"/>
               <w:rPr>
@@ -3659,7 +3727,8 @@
           </w:tcPr>
           <w:p>
             <w:pPr>
-              <w:pStyle w:val="normal1"/>
+              <w:pStyle w:val="Normal1"/>
+              <w:widowControl w:val="false"/>
               <w:spacing w:lineRule="auto" w:line="360"/>
               <w:rPr>
                 <w:color w:val="1A1A1A"/>
@@ -3722,7 +3791,8 @@
           </w:p>
           <w:p>
             <w:pPr>
-              <w:pStyle w:val="normal1"/>
+              <w:pStyle w:val="Normal1"/>
+              <w:widowControl w:val="false"/>
               <w:spacing w:lineRule="auto" w:line="360"/>
               <w:rPr>
                 <w:color w:val="1A1A1A"/>
@@ -3796,7 +3866,8 @@
           </w:p>
           <w:p>
             <w:pPr>
-              <w:pStyle w:val="normal1"/>
+              <w:pStyle w:val="Normal1"/>
+              <w:widowControl w:val="false"/>
               <w:spacing w:lineRule="auto" w:line="360"/>
               <w:rPr>
                 <w:color w:val="1A1A1A"/>
@@ -3857,7 +3928,8 @@
           </w:tcPr>
           <w:p>
             <w:pPr>
-              <w:pStyle w:val="normal1"/>
+              <w:pStyle w:val="Normal1"/>
+              <w:widowControl w:val="false"/>
               <w:spacing w:lineRule="auto" w:line="360"/>
               <w:jc w:val="center"/>
               <w:rPr>
@@ -3888,7 +3960,8 @@
           </w:tcPr>
           <w:p>
             <w:pPr>
-              <w:pStyle w:val="normal1"/>
+              <w:pStyle w:val="Normal1"/>
+              <w:widowControl w:val="false"/>
               <w:spacing w:lineRule="auto" w:line="360"/>
               <w:rPr>
                 <w:color w:val="1A1A1A"/>
@@ -3922,7 +3995,8 @@
           </w:tcPr>
           <w:p>
             <w:pPr>
-              <w:pStyle w:val="normal1"/>
+              <w:pStyle w:val="Normal1"/>
+              <w:widowControl w:val="false"/>
               <w:spacing w:lineRule="auto" w:line="360"/>
               <w:jc w:val="center"/>
               <w:rPr>
@@ -3953,7 +4027,8 @@
           </w:tcPr>
           <w:p>
             <w:pPr>
-              <w:pStyle w:val="normal1"/>
+              <w:pStyle w:val="Normal1"/>
+              <w:widowControl w:val="false"/>
               <w:spacing w:lineRule="auto" w:line="360"/>
               <w:rPr>
                 <w:color w:val="1A1A1A"/>
@@ -4050,7 +4125,8 @@
           </w:tcPr>
           <w:p>
             <w:pPr>
-              <w:pStyle w:val="normal1"/>
+              <w:pStyle w:val="Normal1"/>
+              <w:widowControl w:val="false"/>
               <w:spacing w:lineRule="auto" w:line="360"/>
               <w:jc w:val="center"/>
               <w:rPr>
@@ -4081,7 +4157,8 @@
           </w:tcPr>
           <w:p>
             <w:pPr>
-              <w:pStyle w:val="normal1"/>
+              <w:pStyle w:val="Normal1"/>
+              <w:widowControl w:val="false"/>
               <w:spacing w:lineRule="auto" w:line="360"/>
               <w:rPr>
                 <w:color w:val="1A1A1A"/>
@@ -4115,7 +4192,8 @@
           </w:tcPr>
           <w:p>
             <w:pPr>
-              <w:pStyle w:val="normal1"/>
+              <w:pStyle w:val="Normal1"/>
+              <w:widowControl w:val="false"/>
               <w:spacing w:lineRule="auto" w:line="360"/>
               <w:jc w:val="center"/>
               <w:rPr>
@@ -4146,7 +4224,8 @@
           </w:tcPr>
           <w:p>
             <w:pPr>
-              <w:pStyle w:val="normal1"/>
+              <w:pStyle w:val="Normal1"/>
+              <w:widowControl w:val="false"/>
               <w:spacing w:lineRule="auto" w:line="360"/>
               <w:rPr>
                 <w:color w:val="1A1A1A"/>
@@ -4166,7 +4245,8 @@
           </w:p>
           <w:p>
             <w:pPr>
-              <w:pStyle w:val="normal1"/>
+              <w:pStyle w:val="Normal1"/>
+              <w:widowControl w:val="false"/>
               <w:spacing w:lineRule="auto" w:line="360"/>
               <w:rPr>
                 <w:color w:val="1A1A1A"/>
@@ -4186,7 +4266,8 @@
           </w:p>
           <w:p>
             <w:pPr>
-              <w:pStyle w:val="normal1"/>
+              <w:pStyle w:val="Normal1"/>
+              <w:widowControl w:val="false"/>
               <w:spacing w:lineRule="auto" w:line="360"/>
               <w:rPr>
                 <w:color w:val="1A1A1A"/>
@@ -4206,7 +4287,8 @@
           </w:p>
           <w:p>
             <w:pPr>
-              <w:pStyle w:val="normal1"/>
+              <w:pStyle w:val="Normal1"/>
+              <w:widowControl w:val="false"/>
               <w:spacing w:lineRule="auto" w:line="360"/>
               <w:rPr>
                 <w:color w:val="1A1A1A"/>
@@ -4240,7 +4322,8 @@
           </w:tcPr>
           <w:p>
             <w:pPr>
-              <w:pStyle w:val="normal1"/>
+              <w:pStyle w:val="Normal1"/>
+              <w:widowControl w:val="false"/>
               <w:spacing w:lineRule="auto" w:line="360"/>
               <w:jc w:val="center"/>
               <w:rPr>
@@ -4271,7 +4354,8 @@
           </w:tcPr>
           <w:p>
             <w:pPr>
-              <w:pStyle w:val="normal1"/>
+              <w:pStyle w:val="Normal1"/>
+              <w:widowControl w:val="false"/>
               <w:spacing w:lineRule="auto" w:line="360"/>
               <w:rPr>
                 <w:color w:val="1A1A1A"/>
@@ -4343,7 +4427,8 @@
           </w:p>
           <w:p>
             <w:pPr>
-              <w:pStyle w:val="normal1"/>
+              <w:pStyle w:val="Normal1"/>
+              <w:widowControl w:val="false"/>
               <w:spacing w:lineRule="auto" w:line="360"/>
               <w:rPr>
                 <w:color w:val="1A1A1A"/>
@@ -4399,7 +4484,8 @@
           </w:p>
           <w:p>
             <w:pPr>
-              <w:pStyle w:val="normal1"/>
+              <w:pStyle w:val="Normal1"/>
+              <w:widowControl w:val="false"/>
               <w:spacing w:lineRule="auto" w:line="360"/>
               <w:rPr>
                 <w:color w:val="1A1A1A"/>
@@ -4453,7 +4539,8 @@
           </w:p>
           <w:p>
             <w:pPr>
-              <w:pStyle w:val="normal1"/>
+              <w:pStyle w:val="Normal1"/>
+              <w:widowControl w:val="false"/>
               <w:spacing w:lineRule="auto" w:line="360"/>
               <w:rPr>
                 <w:color w:val="1A1A1A"/>
@@ -4473,7 +4560,8 @@
           </w:p>
           <w:p>
             <w:pPr>
-              <w:pStyle w:val="normal1"/>
+              <w:pStyle w:val="Normal1"/>
+              <w:widowControl w:val="false"/>
               <w:spacing w:lineRule="auto" w:line="360"/>
               <w:rPr>
                 <w:color w:val="1A1A1A"/>
@@ -4527,7 +4615,8 @@
           </w:p>
           <w:p>
             <w:pPr>
-              <w:pStyle w:val="normal1"/>
+              <w:pStyle w:val="Normal1"/>
+              <w:widowControl w:val="false"/>
               <w:spacing w:lineRule="auto" w:line="360"/>
               <w:rPr>
                 <w:color w:val="1A1A1A"/>
@@ -4649,7 +4738,8 @@
           </w:tcPr>
           <w:p>
             <w:pPr>
-              <w:pStyle w:val="normal1"/>
+              <w:pStyle w:val="Normal1"/>
+              <w:widowControl w:val="false"/>
               <w:spacing w:lineRule="auto" w:line="360"/>
               <w:jc w:val="center"/>
               <w:rPr>
@@ -4680,7 +4770,8 @@
           </w:tcPr>
           <w:p>
             <w:pPr>
-              <w:pStyle w:val="normal1"/>
+              <w:pStyle w:val="Normal1"/>
+              <w:widowControl w:val="false"/>
               <w:spacing w:lineRule="auto" w:line="360"/>
               <w:rPr>
                 <w:color w:val="1A1A1A"/>
@@ -4795,7 +4886,8 @@
           </w:tcPr>
           <w:p>
             <w:pPr>
-              <w:pStyle w:val="normal1"/>
+              <w:pStyle w:val="Normal1"/>
+              <w:widowControl w:val="false"/>
               <w:spacing w:lineRule="auto" w:line="360"/>
               <w:jc w:val="center"/>
               <w:rPr>
@@ -4826,7 +4918,8 @@
           </w:tcPr>
           <w:p>
             <w:pPr>
-              <w:pStyle w:val="normal1"/>
+              <w:pStyle w:val="Normal1"/>
+              <w:widowControl w:val="false"/>
               <w:spacing w:lineRule="auto" w:line="360"/>
               <w:rPr>
                 <w:color w:val="1A1A1A"/>
@@ -4878,7 +4971,8 @@
           </w:tcPr>
           <w:p>
             <w:pPr>
-              <w:pStyle w:val="normal1"/>
+              <w:pStyle w:val="Normal1"/>
+              <w:widowControl w:val="false"/>
               <w:spacing w:lineRule="auto" w:line="360"/>
               <w:jc w:val="center"/>
               <w:rPr>
@@ -4909,7 +5003,8 @@
           </w:tcPr>
           <w:p>
             <w:pPr>
-              <w:pStyle w:val="normal1"/>
+              <w:pStyle w:val="Normal1"/>
+              <w:widowControl w:val="false"/>
               <w:spacing w:lineRule="auto" w:line="360"/>
               <w:rPr>
                 <w:color w:val="1A1A1A"/>
@@ -4963,7 +5058,8 @@
           </w:p>
           <w:p>
             <w:pPr>
-              <w:pStyle w:val="normal1"/>
+              <w:pStyle w:val="Normal1"/>
+              <w:widowControl w:val="false"/>
               <w:spacing w:lineRule="auto" w:line="360"/>
               <w:rPr>
                 <w:color w:val="1A1A1A"/>
@@ -5073,7 +5169,8 @@
           </w:p>
           <w:p>
             <w:pPr>
-              <w:pStyle w:val="normal1"/>
+              <w:pStyle w:val="Normal1"/>
+              <w:widowControl w:val="false"/>
               <w:spacing w:lineRule="auto" w:line="360"/>
               <w:rPr>
                 <w:color w:val="1A1A1A"/>
@@ -5111,7 +5208,8 @@
           </w:p>
           <w:p>
             <w:pPr>
-              <w:pStyle w:val="normal1"/>
+              <w:pStyle w:val="Normal1"/>
+              <w:widowControl w:val="false"/>
               <w:spacing w:lineRule="auto" w:line="360"/>
               <w:rPr>
                 <w:color w:val="1A1A1A"/>
@@ -5140,7 +5238,8 @@
           </w:p>
           <w:p>
             <w:pPr>
-              <w:pStyle w:val="normal1"/>
+              <w:pStyle w:val="Normal1"/>
+              <w:widowControl w:val="false"/>
               <w:spacing w:lineRule="auto" w:line="360"/>
               <w:rPr>
                 <w:color w:val="1A1A1A"/>
@@ -5210,7 +5309,8 @@
           </w:tcPr>
           <w:p>
             <w:pPr>
-              <w:pStyle w:val="normal1"/>
+              <w:pStyle w:val="Normal1"/>
+              <w:widowControl w:val="false"/>
               <w:spacing w:lineRule="auto" w:line="360"/>
               <w:jc w:val="center"/>
               <w:rPr>
@@ -5241,7 +5341,8 @@
           </w:tcPr>
           <w:p>
             <w:pPr>
-              <w:pStyle w:val="normal1"/>
+              <w:pStyle w:val="Normal1"/>
+              <w:widowControl w:val="false"/>
               <w:spacing w:lineRule="auto" w:line="360"/>
               <w:rPr>
                 <w:color w:val="1A1A1A"/>
@@ -5292,7 +5393,8 @@
           </w:tcPr>
           <w:p>
             <w:pPr>
-              <w:pStyle w:val="normal1"/>
+              <w:pStyle w:val="Normal1"/>
+              <w:widowControl w:val="false"/>
               <w:spacing w:lineRule="auto" w:line="360"/>
               <w:jc w:val="center"/>
               <w:rPr>
@@ -5339,7 +5441,8 @@
           </w:tcPr>
           <w:p>
             <w:pPr>
-              <w:pStyle w:val="normal1"/>
+              <w:pStyle w:val="Normal1"/>
+              <w:widowControl w:val="false"/>
               <w:spacing w:lineRule="auto" w:line="360"/>
               <w:rPr>
                 <w:color w:val="1A1A1A"/>
@@ -5409,7 +5512,8 @@
           </w:tcPr>
           <w:p>
             <w:pPr>
-              <w:pStyle w:val="normal1"/>
+              <w:pStyle w:val="Normal1"/>
+              <w:widowControl w:val="false"/>
               <w:spacing w:lineRule="auto" w:line="360"/>
               <w:jc w:val="center"/>
               <w:rPr>
@@ -5475,7 +5579,8 @@
           </w:tcPr>
           <w:p>
             <w:pPr>
-              <w:pStyle w:val="normal1"/>
+              <w:pStyle w:val="Normal1"/>
+              <w:widowControl w:val="false"/>
               <w:spacing w:lineRule="auto" w:line="360"/>
               <w:rPr>
                 <w:color w:val="1A1A1A"/>
@@ -5540,7 +5645,8 @@
           </w:tcPr>
           <w:p>
             <w:pPr>
-              <w:pStyle w:val="normal1"/>
+              <w:pStyle w:val="Normal1"/>
+              <w:widowControl w:val="false"/>
               <w:spacing w:lineRule="auto" w:line="360"/>
               <w:jc w:val="center"/>
               <w:rPr>
@@ -5571,7 +5677,8 @@
           </w:tcPr>
           <w:p>
             <w:pPr>
-              <w:pStyle w:val="normal1"/>
+              <w:pStyle w:val="Normal1"/>
+              <w:widowControl w:val="false"/>
               <w:spacing w:lineRule="auto" w:line="360"/>
               <w:rPr>
                 <w:color w:val="1A1A1A"/>
@@ -5641,7 +5748,8 @@
           </w:p>
           <w:p>
             <w:pPr>
-              <w:pStyle w:val="normal1"/>
+              <w:pStyle w:val="Normal1"/>
+              <w:widowControl w:val="false"/>
               <w:spacing w:lineRule="auto" w:line="360"/>
               <w:rPr>
                 <w:color w:val="1A1A1A"/>
@@ -5705,7 +5813,8 @@
           </w:p>
           <w:p>
             <w:pPr>
-              <w:pStyle w:val="normal1"/>
+              <w:pStyle w:val="Normal1"/>
+              <w:widowControl w:val="false"/>
               <w:spacing w:lineRule="auto" w:line="360"/>
               <w:rPr>
                 <w:color w:val="1A1A1A"/>
@@ -5759,7 +5868,8 @@
           </w:p>
           <w:p>
             <w:pPr>
-              <w:pStyle w:val="normal1"/>
+              <w:pStyle w:val="Normal1"/>
+              <w:widowControl w:val="false"/>
               <w:spacing w:lineRule="auto" w:line="360"/>
               <w:rPr>
                 <w:color w:val="1A1A1A"/>
@@ -5847,7 +5957,8 @@
           </w:tcPr>
           <w:p>
             <w:pPr>
-              <w:pStyle w:val="normal1"/>
+              <w:pStyle w:val="Normal1"/>
+              <w:widowControl w:val="false"/>
               <w:spacing w:lineRule="auto" w:line="360"/>
               <w:jc w:val="center"/>
               <w:rPr>
@@ -5941,7 +6052,8 @@
           </w:tcPr>
           <w:p>
             <w:pPr>
-              <w:pStyle w:val="normal1"/>
+              <w:pStyle w:val="Normal1"/>
+              <w:widowControl w:val="false"/>
               <w:spacing w:lineRule="auto" w:line="360"/>
               <w:rPr>
                 <w:color w:val="1A1A1A"/>
@@ -6038,7 +6150,8 @@
           </w:tcPr>
           <w:p>
             <w:pPr>
-              <w:pStyle w:val="normal1"/>
+              <w:pStyle w:val="Normal1"/>
+              <w:widowControl w:val="false"/>
               <w:spacing w:lineRule="auto" w:line="360"/>
               <w:jc w:val="center"/>
               <w:rPr>
@@ -6069,7 +6182,8 @@
           </w:tcPr>
           <w:p>
             <w:pPr>
-              <w:pStyle w:val="normal1"/>
+              <w:pStyle w:val="Normal1"/>
+              <w:widowControl w:val="false"/>
               <w:spacing w:lineRule="auto" w:line="360"/>
               <w:rPr>
                 <w:color w:val="1A1A1A"/>
@@ -6103,7 +6217,8 @@
           </w:tcPr>
           <w:p>
             <w:pPr>
-              <w:pStyle w:val="normal1"/>
+              <w:pStyle w:val="Normal1"/>
+              <w:widowControl w:val="false"/>
               <w:spacing w:lineRule="auto" w:line="360"/>
               <w:jc w:val="center"/>
               <w:rPr>
@@ -6168,7 +6283,8 @@
           </w:tcPr>
           <w:p>
             <w:pPr>
-              <w:pStyle w:val="normal1"/>
+              <w:pStyle w:val="Normal1"/>
+              <w:widowControl w:val="false"/>
               <w:spacing w:lineRule="auto" w:line="360"/>
               <w:rPr>
                 <w:color w:val="1A1A1A"/>
@@ -6242,7 +6358,8 @@
           </w:p>
           <w:p>
             <w:pPr>
-              <w:pStyle w:val="normal1"/>
+              <w:pStyle w:val="Normal1"/>
+              <w:widowControl w:val="false"/>
               <w:spacing w:lineRule="auto" w:line="360"/>
               <w:rPr>
                 <w:color w:val="1A1A1A"/>
@@ -6307,7 +6424,8 @@
           </w:p>
           <w:p>
             <w:pPr>
-              <w:pStyle w:val="normal1"/>
+              <w:pStyle w:val="Normal1"/>
+              <w:widowControl w:val="false"/>
               <w:spacing w:lineRule="auto" w:line="360"/>
               <w:rPr>
                 <w:color w:val="1A1A1A"/>
@@ -6359,7 +6477,8 @@
           </w:tcPr>
           <w:p>
             <w:pPr>
-              <w:pStyle w:val="normal1"/>
+              <w:pStyle w:val="Normal1"/>
+              <w:widowControl w:val="false"/>
               <w:spacing w:lineRule="auto" w:line="360"/>
               <w:jc w:val="center"/>
               <w:rPr>
@@ -6406,7 +6525,8 @@
           </w:tcPr>
           <w:p>
             <w:pPr>
-              <w:pStyle w:val="normal1"/>
+              <w:pStyle w:val="Normal1"/>
+              <w:widowControl w:val="false"/>
               <w:spacing w:lineRule="auto" w:line="360"/>
               <w:rPr>
                 <w:color w:val="1A1A1A"/>
@@ -6435,7 +6555,8 @@
           </w:p>
           <w:p>
             <w:pPr>
-              <w:pStyle w:val="normal1"/>
+              <w:pStyle w:val="Normal1"/>
+              <w:widowControl w:val="false"/>
               <w:spacing w:lineRule="auto" w:line="360"/>
               <w:rPr>
                 <w:color w:val="1A1A1A"/>
@@ -6464,7 +6585,8 @@
           </w:p>
           <w:p>
             <w:pPr>
-              <w:pStyle w:val="normal1"/>
+              <w:pStyle w:val="Normal1"/>
+              <w:widowControl w:val="false"/>
               <w:spacing w:lineRule="auto" w:line="360"/>
               <w:rPr>
                 <w:color w:val="1A1A1A"/>
@@ -6493,7 +6615,8 @@
           </w:p>
           <w:p>
             <w:pPr>
-              <w:pStyle w:val="normal1"/>
+              <w:pStyle w:val="Normal1"/>
+              <w:widowControl w:val="false"/>
               <w:spacing w:lineRule="auto" w:line="360"/>
               <w:rPr>
                 <w:color w:val="1A1A1A"/>
@@ -6522,7 +6645,8 @@
           </w:p>
           <w:p>
             <w:pPr>
-              <w:pStyle w:val="normal1"/>
+              <w:pStyle w:val="Normal1"/>
+              <w:widowControl w:val="false"/>
               <w:spacing w:lineRule="auto" w:line="360"/>
               <w:rPr>
                 <w:color w:val="1A1A1A"/>
@@ -6551,7 +6675,8 @@
           </w:p>
           <w:p>
             <w:pPr>
-              <w:pStyle w:val="normal1"/>
+              <w:pStyle w:val="Normal1"/>
+              <w:widowControl w:val="false"/>
               <w:spacing w:lineRule="auto" w:line="360"/>
               <w:rPr>
                 <w:color w:val="1A1A1A"/>
@@ -6598,7 +6723,8 @@
           </w:p>
           <w:p>
             <w:pPr>
-              <w:pStyle w:val="normal1"/>
+              <w:pStyle w:val="Normal1"/>
+              <w:widowControl w:val="false"/>
               <w:spacing w:lineRule="auto" w:line="360"/>
               <w:rPr>
                 <w:color w:val="1A1A1A"/>
@@ -6652,7 +6778,8 @@
           </w:p>
           <w:p>
             <w:pPr>
-              <w:pStyle w:val="normal1"/>
+              <w:pStyle w:val="Normal1"/>
+              <w:widowControl w:val="false"/>
               <w:spacing w:lineRule="auto" w:line="360"/>
               <w:rPr>
                 <w:color w:val="1A1A1A"/>
@@ -6725,7 +6852,8 @@
           </w:p>
           <w:p>
             <w:pPr>
-              <w:pStyle w:val="normal1"/>
+              <w:pStyle w:val="Normal1"/>
+              <w:widowControl w:val="false"/>
               <w:spacing w:lineRule="auto" w:line="360"/>
               <w:rPr>
                 <w:color w:val="1A1A1A"/>
@@ -6797,7 +6925,8 @@
           </w:p>
           <w:p>
             <w:pPr>
-              <w:pStyle w:val="normal1"/>
+              <w:pStyle w:val="Normal1"/>
+              <w:widowControl w:val="false"/>
               <w:spacing w:lineRule="auto" w:line="360"/>
               <w:rPr>
                 <w:color w:val="1A1A1A"/>
@@ -6833,7 +6962,8 @@
           </w:p>
           <w:p>
             <w:pPr>
-              <w:pStyle w:val="normal1"/>
+              <w:pStyle w:val="Normal1"/>
+              <w:widowControl w:val="false"/>
               <w:spacing w:lineRule="auto" w:line="360"/>
               <w:rPr>
                 <w:color w:val="1A1A1A"/>
@@ -6870,7 +7000,8 @@
           </w:p>
           <w:p>
             <w:pPr>
-              <w:pStyle w:val="normal1"/>
+              <w:pStyle w:val="Normal1"/>
+              <w:widowControl w:val="false"/>
               <w:spacing w:lineRule="auto" w:line="360"/>
               <w:rPr>
                 <w:color w:val="1A1A1A"/>
@@ -6908,7 +7039,8 @@
           </w:p>
           <w:p>
             <w:pPr>
-              <w:pStyle w:val="normal1"/>
+              <w:pStyle w:val="Normal1"/>
+              <w:widowControl w:val="false"/>
               <w:spacing w:lineRule="auto" w:line="360"/>
               <w:rPr>
                 <w:color w:val="1A1A1A"/>
@@ -6962,7 +7094,8 @@
           </w:p>
           <w:p>
             <w:pPr>
-              <w:pStyle w:val="normal1"/>
+              <w:pStyle w:val="Normal1"/>
+              <w:widowControl w:val="false"/>
               <w:spacing w:lineRule="auto" w:line="360"/>
               <w:rPr>
                 <w:color w:val="1A1A1A"/>
@@ -7000,7 +7133,8 @@
           </w:p>
           <w:p>
             <w:pPr>
-              <w:pStyle w:val="normal1"/>
+              <w:pStyle w:val="Normal1"/>
+              <w:widowControl w:val="false"/>
               <w:spacing w:lineRule="auto" w:line="360"/>
               <w:rPr>
                 <w:color w:val="1A1A1A"/>
@@ -7036,7 +7170,8 @@
           </w:p>
           <w:p>
             <w:pPr>
-              <w:pStyle w:val="normal1"/>
+              <w:pStyle w:val="Normal1"/>
+              <w:widowControl w:val="false"/>
               <w:spacing w:lineRule="auto" w:line="360"/>
               <w:rPr>
                 <w:color w:val="1A1A1A"/>
@@ -7065,7 +7200,8 @@
           </w:p>
           <w:p>
             <w:pPr>
-              <w:pStyle w:val="normal1"/>
+              <w:pStyle w:val="Normal1"/>
+              <w:widowControl w:val="false"/>
               <w:spacing w:lineRule="auto" w:line="360"/>
               <w:rPr>
                 <w:color w:val="1A1A1A"/>
@@ -7102,7 +7238,8 @@
           </w:p>
           <w:p>
             <w:pPr>
-              <w:pStyle w:val="normal1"/>
+              <w:pStyle w:val="Normal1"/>
+              <w:widowControl w:val="false"/>
               <w:spacing w:lineRule="auto" w:line="360"/>
               <w:rPr>
                 <w:color w:val="1A1A1A"/>
@@ -7122,7 +7259,8 @@
           </w:p>
           <w:p>
             <w:pPr>
-              <w:pStyle w:val="normal1"/>
+              <w:pStyle w:val="Normal1"/>
+              <w:widowControl w:val="false"/>
               <w:spacing w:lineRule="auto" w:line="360"/>
               <w:rPr>
                 <w:color w:val="1A1A1A"/>
@@ -7151,7 +7289,8 @@
           </w:p>
           <w:p>
             <w:pPr>
-              <w:pStyle w:val="normal1"/>
+              <w:pStyle w:val="Normal1"/>
+              <w:widowControl w:val="false"/>
               <w:spacing w:lineRule="auto" w:line="360"/>
               <w:rPr>
                 <w:color w:val="1A1A1A"/>
@@ -7189,7 +7328,8 @@
           </w:p>
           <w:p>
             <w:pPr>
-              <w:pStyle w:val="normal1"/>
+              <w:pStyle w:val="Normal1"/>
+              <w:widowControl w:val="false"/>
               <w:spacing w:lineRule="auto" w:line="360"/>
               <w:rPr>
                 <w:color w:val="1A1A1A"/>
@@ -7223,7 +7363,8 @@
           </w:tcPr>
           <w:p>
             <w:pPr>
-              <w:pStyle w:val="normal1"/>
+              <w:pStyle w:val="Normal1"/>
+              <w:widowControl w:val="false"/>
               <w:spacing w:lineRule="auto" w:line="360"/>
               <w:jc w:val="center"/>
               <w:rPr>
@@ -7253,7 +7394,8 @@
           </w:tcPr>
           <w:p>
             <w:pPr>
-              <w:pStyle w:val="normal1"/>
+              <w:pStyle w:val="Normal1"/>
+              <w:widowControl w:val="false"/>
               <w:spacing w:lineRule="auto" w:line="360"/>
               <w:rPr>
                 <w:color w:val="1A1A1A"/>
@@ -7294,7 +7436,8 @@
           </w:tcPr>
           <w:p>
             <w:pPr>
-              <w:pStyle w:val="normal1"/>
+              <w:pStyle w:val="Normal1"/>
+              <w:widowControl w:val="false"/>
               <w:spacing w:lineRule="auto" w:line="360"/>
               <w:jc w:val="center"/>
               <w:rPr>
@@ -7341,7 +7484,8 @@
           </w:tcPr>
           <w:p>
             <w:pPr>
-              <w:pStyle w:val="normal1"/>
+              <w:pStyle w:val="Normal1"/>
+              <w:widowControl w:val="false"/>
               <w:spacing w:lineRule="auto" w:line="360"/>
               <w:rPr>
                 <w:color w:val="1A1A1A"/>
@@ -7379,7 +7523,8 @@
           </w:p>
           <w:p>
             <w:pPr>
-              <w:pStyle w:val="normal1"/>
+              <w:pStyle w:val="Normal1"/>
+              <w:widowControl w:val="false"/>
               <w:spacing w:lineRule="auto" w:line="360"/>
               <w:rPr>
                 <w:color w:val="1A1A1A"/>
@@ -7419,7 +7564,7 @@
     </w:tbl>
     <w:p>
       <w:pPr>
-        <w:pStyle w:val="Heading1"/>
+        <w:pStyle w:val="1"/>
         <w:rPr/>
       </w:pPr>
       <w:bookmarkStart w:id="3" w:name="_vwhyhcnsmi7b"/>
@@ -7433,7 +7578,7 @@
     </w:p>
     <w:p>
       <w:pPr>
-        <w:pStyle w:val="normal1"/>
+        <w:pStyle w:val="Normal1"/>
         <w:rPr/>
       </w:pPr>
       <w:r>
@@ -7451,7 +7596,7 @@
     </w:p>
     <w:p>
       <w:pPr>
-        <w:pStyle w:val="normal1"/>
+        <w:pStyle w:val="Normal1"/>
         <w:rPr/>
       </w:pPr>
       <w:r>
@@ -7463,7 +7608,7 @@
     </w:p>
     <w:p>
       <w:pPr>
-        <w:pStyle w:val="normal1"/>
+        <w:pStyle w:val="Normal1"/>
         <w:rPr/>
       </w:pPr>
       <w:r>
@@ -7473,7 +7618,7 @@
     </w:p>
     <w:p>
       <w:pPr>
-        <w:pStyle w:val="Heading1"/>
+        <w:pStyle w:val="1"/>
         <w:rPr/>
       </w:pPr>
       <w:bookmarkStart w:id="4" w:name="_3fovst7c75p9"/>
@@ -7487,7 +7632,7 @@
     </w:p>
     <w:p>
       <w:pPr>
-        <w:pStyle w:val="normal1"/>
+        <w:pStyle w:val="Normal1"/>
         <w:rPr/>
       </w:pPr>
       <w:r>
@@ -7497,7 +7642,7 @@
     </w:p>
     <w:p>
       <w:pPr>
-        <w:pStyle w:val="normal1"/>
+        <w:pStyle w:val="Normal1"/>
         <w:rPr/>
       </w:pPr>
       <w:r>
@@ -7515,7 +7660,7 @@
     </w:p>
     <w:p>
       <w:pPr>
-        <w:pStyle w:val="normal1"/>
+        <w:pStyle w:val="Normal1"/>
         <w:rPr/>
       </w:pPr>
       <w:r>
@@ -7525,10 +7670,9 @@
     </w:p>
     <w:p>
       <w:pPr>
-        <w:pStyle w:val="normal1"/>
+        <w:pStyle w:val="Normal1"/>
         <w:keepNext w:val="false"/>
         <w:keepLines w:val="false"/>
-        <w:pBdr/>
         <w:shd w:val="clear" w:fill="FFFFFF"/>
         <w:spacing w:lineRule="auto" w:line="240" w:before="0" w:after="0"/>
         <w:rPr/>
@@ -7590,7 +7734,7 @@
     </w:p>
     <w:p>
       <w:pPr>
-        <w:pStyle w:val="Heading1"/>
+        <w:pStyle w:val="1"/>
         <w:rPr/>
       </w:pPr>
       <w:bookmarkStart w:id="5" w:name="_oe0bsoazfnvu"/>
@@ -7610,7 +7754,7 @@
     </w:p>
     <w:p>
       <w:pPr>
-        <w:pStyle w:val="normal1"/>
+        <w:pStyle w:val="Normal1"/>
         <w:rPr/>
       </w:pPr>
       <w:r>
@@ -7620,7 +7764,7 @@
     </w:p>
     <w:p>
       <w:pPr>
-        <w:pStyle w:val="normal1"/>
+        <w:pStyle w:val="Normal1"/>
         <w:rPr/>
       </w:pPr>
       <w:r>
@@ -7630,7 +7774,7 @@
     </w:p>
     <w:p>
       <w:pPr>
-        <w:pStyle w:val="Heading1"/>
+        <w:pStyle w:val="1"/>
         <w:rPr/>
       </w:pPr>
       <w:bookmarkStart w:id="6" w:name="_vwhqstwyx25a"/>
@@ -7650,7 +7794,7 @@
     </w:p>
     <w:p>
       <w:pPr>
-        <w:pStyle w:val="normal1"/>
+        <w:pStyle w:val="Normal1"/>
         <w:rPr/>
       </w:pPr>
       <w:r>
@@ -7660,7 +7804,7 @@
     </w:p>
     <w:p>
       <w:pPr>
-        <w:pStyle w:val="Heading1"/>
+        <w:pStyle w:val="1"/>
         <w:rPr/>
       </w:pPr>
       <w:r>
@@ -7674,7 +7818,7 @@
     </w:p>
     <w:p>
       <w:pPr>
-        <w:pStyle w:val="normal1"/>
+        <w:pStyle w:val="Normal1"/>
         <w:rPr/>
       </w:pPr>
       <w:r>
@@ -7684,7 +7828,7 @@
     </w:p>
     <w:p>
       <w:pPr>
-        <w:pStyle w:val="Heading1"/>
+        <w:pStyle w:val="1"/>
         <w:rPr/>
       </w:pPr>
       <w:r>
@@ -7698,7 +7842,7 @@
     </w:p>
     <w:p>
       <w:pPr>
-        <w:pStyle w:val="normal1"/>
+        <w:pStyle w:val="Normal1"/>
         <w:rPr/>
       </w:pPr>
       <w:r>
@@ -7712,6 +7856,53 @@
       <w:r>
         <w:rPr/>
         <w:t>Ubuntu 24.04.3 LTS x86_64</w:t>
+      </w:r>
+    </w:p>
+    <w:p>
+      <w:pPr>
+        <w:pStyle w:val="1"/>
+        <w:rPr/>
+      </w:pPr>
+      <w:bookmarkStart w:id="7" w:name="_oe0bsoazfnvu1"/>
+      <w:bookmarkEnd w:id="7"/>
+      <w:r>
+        <w:rPr>
+          <w:rFonts w:eastAsia="Arial Unicode MS" w:cs="Arial Unicode MS" w:ascii="Arial Unicode MS" w:hAnsi="Arial Unicode MS"/>
+        </w:rPr>
+        <w:t>Linux Mint</w:t>
+      </w:r>
+      <w:r>
+        <w:rPr>
+          <w:rFonts w:ascii="Arial Unicode MS" w:hAnsi="Arial Unicode MS" w:cs="Arial Unicode MS" w:eastAsia="Arial Unicode MS"/>
+        </w:rPr>
+        <w:t>インストール</w:t>
+      </w:r>
+    </w:p>
+    <w:p>
+      <w:pPr>
+        <w:pStyle w:val="Normal1"/>
+        <w:rPr/>
+      </w:pPr>
+      <w:r>
+        <w:rPr>
+          <w:rFonts w:ascii="Arial" w:hAnsi="Arial" w:cs="Arial"/>
+          <w:color w:val="auto"/>
+          <w:kern w:val="0"/>
+          <w:sz w:val="22"/>
+          <w:szCs w:val="22"/>
+          <w:lang w:val="ja-JP" w:eastAsia="ja-JP" w:bidi="hi-IN"/>
+        </w:rPr>
+        <w:t>日時不明</w:t>
+      </w:r>
+    </w:p>
+    <w:p>
+      <w:pPr>
+        <w:pStyle w:val="Normal1"/>
+        <w:rPr/>
+      </w:pPr>
+      <w:r>
+        <w:rPr/>
+        <w:t>Linux Mint 21.3</w:t>
       </w:r>
     </w:p>
     <w:sectPr>
@@ -7749,6 +7940,7 @@
     <w:qFormat/>
     <w:pPr>
       <w:widowControl/>
+      <w:suppressAutoHyphens w:val="true"/>
       <w:bidi w:val="0"/>
       <w:spacing w:lineRule="auto" w:line="276" w:before="0" w:after="0"/>
       <w:jc w:val="left"/>
@@ -7762,10 +7954,10 @@
       <w:lang w:val="ja-JP" w:eastAsia="ja-JP" w:bidi="hi-IN"/>
     </w:rPr>
   </w:style>
-  <w:style w:type="paragraph" w:styleId="Heading1">
+  <w:style w:type="paragraph" w:styleId="1">
     <w:name w:val="Heading 1"/>
-    <w:basedOn w:val="normal1"/>
-    <w:next w:val="normal1"/>
+    <w:basedOn w:val="Normal1"/>
+    <w:next w:val="Normal1"/>
     <w:qFormat/>
     <w:pPr>
       <w:keepNext w:val="true"/>
@@ -7778,10 +7970,10 @@
       <w:szCs w:val="40"/>
     </w:rPr>
   </w:style>
-  <w:style w:type="paragraph" w:styleId="Heading2">
+  <w:style w:type="paragraph" w:styleId="2">
     <w:name w:val="Heading 2"/>
-    <w:basedOn w:val="normal1"/>
-    <w:next w:val="normal1"/>
+    <w:basedOn w:val="Normal1"/>
+    <w:next w:val="Normal1"/>
     <w:qFormat/>
     <w:pPr>
       <w:keepNext w:val="true"/>
@@ -7795,10 +7987,10 @@
       <w:szCs w:val="32"/>
     </w:rPr>
   </w:style>
-  <w:style w:type="paragraph" w:styleId="Heading3">
+  <w:style w:type="paragraph" w:styleId="3">
     <w:name w:val="Heading 3"/>
-    <w:basedOn w:val="normal1"/>
-    <w:next w:val="normal1"/>
+    <w:basedOn w:val="Normal1"/>
+    <w:next w:val="Normal1"/>
     <w:qFormat/>
     <w:pPr>
       <w:keepNext w:val="true"/>
@@ -7813,10 +8005,10 @@
       <w:szCs w:val="28"/>
     </w:rPr>
   </w:style>
-  <w:style w:type="paragraph" w:styleId="Heading4">
+  <w:style w:type="paragraph" w:styleId="4">
     <w:name w:val="Heading 4"/>
-    <w:basedOn w:val="normal1"/>
-    <w:next w:val="normal1"/>
+    <w:basedOn w:val="Normal1"/>
+    <w:next w:val="Normal1"/>
     <w:qFormat/>
     <w:pPr>
       <w:keepNext w:val="true"/>
@@ -7830,10 +8022,10 @@
       <w:szCs w:val="24"/>
     </w:rPr>
   </w:style>
-  <w:style w:type="paragraph" w:styleId="Heading5">
+  <w:style w:type="paragraph" w:styleId="5">
     <w:name w:val="Heading 5"/>
-    <w:basedOn w:val="normal1"/>
-    <w:next w:val="normal1"/>
+    <w:basedOn w:val="Normal1"/>
+    <w:next w:val="Normal1"/>
     <w:qFormat/>
     <w:pPr>
       <w:keepNext w:val="true"/>
@@ -7847,10 +8039,10 @@
       <w:szCs w:val="22"/>
     </w:rPr>
   </w:style>
-  <w:style w:type="paragraph" w:styleId="Heading6">
+  <w:style w:type="paragraph" w:styleId="6">
     <w:name w:val="Heading 6"/>
-    <w:basedOn w:val="normal1"/>
-    <w:next w:val="normal1"/>
+    <w:basedOn w:val="Normal1"/>
+    <w:next w:val="Normal1"/>
     <w:qFormat/>
     <w:pPr>
       <w:keepNext w:val="true"/>
@@ -7865,10 +8057,10 @@
       <w:szCs w:val="22"/>
     </w:rPr>
   </w:style>
-  <w:style w:type="paragraph" w:styleId="Heading">
-    <w:name w:val="Heading"/>
+  <w:style w:type="paragraph" w:styleId="Style8">
+    <w:name w:val="見出し"/>
     <w:basedOn w:val="Normal"/>
-    <w:next w:val="BodyText"/>
+    <w:next w:val="Style9"/>
     <w:qFormat/>
     <w:pPr>
       <w:keepNext w:val="true"/>
@@ -7880,7 +8072,7 @@
       <w:szCs w:val="28"/>
     </w:rPr>
   </w:style>
-  <w:style w:type="paragraph" w:styleId="BodyText">
+  <w:style w:type="paragraph" w:styleId="Style9">
     <w:name w:val="Body Text"/>
     <w:basedOn w:val="Normal"/>
     <w:pPr>
@@ -7888,15 +8080,15 @@
     </w:pPr>
     <w:rPr/>
   </w:style>
-  <w:style w:type="paragraph" w:styleId="List">
+  <w:style w:type="paragraph" w:styleId="Style10">
     <w:name w:val="List"/>
-    <w:basedOn w:val="BodyText"/>
+    <w:basedOn w:val="Style9"/>
     <w:pPr/>
     <w:rPr>
       <w:rFonts w:cs="Noto Sans Devanagari"/>
     </w:rPr>
   </w:style>
-  <w:style w:type="paragraph" w:styleId="Caption">
+  <w:style w:type="paragraph" w:styleId="Style11">
     <w:name w:val="Caption"/>
     <w:basedOn w:val="Normal"/>
     <w:qFormat/>
@@ -7912,8 +8104,8 @@
       <w:szCs w:val="24"/>
     </w:rPr>
   </w:style>
-  <w:style w:type="paragraph" w:styleId="Index">
-    <w:name w:val="Index"/>
+  <w:style w:type="paragraph" w:styleId="Style12">
+    <w:name w:val="索引"/>
     <w:basedOn w:val="Normal"/>
     <w:qFormat/>
     <w:pPr>
@@ -7923,11 +8115,12 @@
       <w:rFonts w:cs="Noto Sans Devanagari"/>
     </w:rPr>
   </w:style>
-  <w:style w:type="paragraph" w:styleId="normal1" w:default="1">
+  <w:style w:type="paragraph" w:styleId="Normal1" w:default="1">
     <w:name w:val="normal1"/>
     <w:qFormat/>
     <w:pPr>
       <w:widowControl/>
+      <w:suppressAutoHyphens w:val="true"/>
       <w:bidi w:val="0"/>
       <w:spacing w:lineRule="auto" w:line="276" w:before="0" w:after="0"/>
       <w:jc w:val="left"/>
@@ -7941,10 +8134,10 @@
       <w:lang w:val="ja-JP" w:eastAsia="ja-JP" w:bidi="hi-IN"/>
     </w:rPr>
   </w:style>
-  <w:style w:type="paragraph" w:styleId="Title">
+  <w:style w:type="paragraph" w:styleId="Style13">
     <w:name w:val="Title"/>
-    <w:basedOn w:val="normal1"/>
-    <w:next w:val="normal1"/>
+    <w:basedOn w:val="Normal1"/>
+    <w:next w:val="Normal1"/>
     <w:qFormat/>
     <w:pPr>
       <w:keepNext w:val="true"/>
@@ -7957,10 +8150,10 @@
       <w:szCs w:val="52"/>
     </w:rPr>
   </w:style>
-  <w:style w:type="paragraph" w:styleId="Subtitle">
+  <w:style w:type="paragraph" w:styleId="Style14">
     <w:name w:val="Subtitle"/>
-    <w:basedOn w:val="normal1"/>
-    <w:next w:val="normal1"/>
+    <w:basedOn w:val="Normal1"/>
+    <w:next w:val="Normal1"/>
     <w:qFormat/>
     <w:pPr>
       <w:keepNext w:val="true"/>
